--- a/odigoi/01_lab1-k8s.en.docx
+++ b/odigoi/01_lab1-k8s.en.docx
@@ -20,7 +20,7 @@
           <w:sz w:val="22"/>
           <w:szCs w:val="22"/>
         </w:rPr>
-        <w:id w:val="1179692432"/>
+        <w:id w:val="-1764288238"/>
         <w:docPartObj>
           <w:docPartGallery w:val="Table of Contents"/>
           <w:docPartUnique/>
@@ -48,7 +48,7 @@
               <w:kern w:val="2"/>
               <w:sz w:val="24"/>
               <w:szCs w:val="24"/>
-              <w:lang w:val="el-GR" w:eastAsia="el-GR" w:bidi="he-IL"/>
+              <w:lang w:val="el-GR" w:eastAsia="el-GR"/>
               <w14:ligatures w14:val="standardContextual"/>
             </w:rPr>
           </w:pPr>
@@ -61,7 +61,7 @@
           <w:r>
             <w:fldChar w:fldCharType="separate"/>
           </w:r>
-          <w:hyperlink w:anchor="_Toc224590203" w:history="1">
+          <w:hyperlink w:anchor="_Toc224641143" w:history="1">
             <w:r>
               <w:rPr>
                 <w:rStyle w:val="Hyperlink"/>
@@ -88,7 +88,7 @@
                 <w:noProof/>
                 <w:webHidden/>
               </w:rPr>
-              <w:instrText xml:space="preserve"> PAGEREF _Toc224590203 \h </w:instrText>
+              <w:instrText xml:space="preserve"> PAGEREF _Toc224641143 \h </w:instrText>
             </w:r>
             <w:r>
               <w:rPr>
@@ -131,11 +131,11 @@
               <w:kern w:val="2"/>
               <w:sz w:val="24"/>
               <w:szCs w:val="24"/>
-              <w:lang w:val="el-GR" w:eastAsia="el-GR" w:bidi="he-IL"/>
+              <w:lang w:val="el-GR" w:eastAsia="el-GR"/>
               <w14:ligatures w14:val="standardContextual"/>
             </w:rPr>
           </w:pPr>
-          <w:hyperlink w:anchor="_Toc224590204" w:history="1">
+          <w:hyperlink w:anchor="_Toc224641144" w:history="1">
             <w:r>
               <w:rPr>
                 <w:rStyle w:val="Hyperlink"/>
@@ -162,7 +162,7 @@
                 <w:noProof/>
                 <w:webHidden/>
               </w:rPr>
-              <w:instrText xml:space="preserve"> PAGEREF _Toc224590204 \h </w:instrText>
+              <w:instrText xml:space="preserve"> PAGEREF _Toc224641144 \h </w:instrText>
             </w:r>
             <w:r>
               <w:rPr>
@@ -205,11 +205,11 @@
               <w:kern w:val="2"/>
               <w:sz w:val="24"/>
               <w:szCs w:val="24"/>
-              <w:lang w:val="el-GR" w:eastAsia="el-GR" w:bidi="he-IL"/>
+              <w:lang w:val="el-GR" w:eastAsia="el-GR"/>
               <w14:ligatures w14:val="standardContextual"/>
             </w:rPr>
           </w:pPr>
-          <w:hyperlink w:anchor="_Toc224590205" w:history="1">
+          <w:hyperlink w:anchor="_Toc224641145" w:history="1">
             <w:r>
               <w:rPr>
                 <w:rStyle w:val="Hyperlink"/>
@@ -236,7 +236,7 @@
                 <w:noProof/>
                 <w:webHidden/>
               </w:rPr>
-              <w:instrText xml:space="preserve"> PAGEREF _Toc224590205 \h </w:instrText>
+              <w:instrText xml:space="preserve"> PAGEREF _Toc224641145 \h </w:instrText>
             </w:r>
             <w:r>
               <w:rPr>
@@ -279,11 +279,11 @@
               <w:kern w:val="2"/>
               <w:sz w:val="24"/>
               <w:szCs w:val="24"/>
-              <w:lang w:val="el-GR" w:eastAsia="el-GR" w:bidi="he-IL"/>
+              <w:lang w:val="el-GR" w:eastAsia="el-GR"/>
               <w14:ligatures w14:val="standardContextual"/>
             </w:rPr>
           </w:pPr>
-          <w:hyperlink w:anchor="_Toc224590206" w:history="1">
+          <w:hyperlink w:anchor="_Toc224641146" w:history="1">
             <w:r>
               <w:rPr>
                 <w:rStyle w:val="Hyperlink"/>
@@ -310,7 +310,7 @@
                 <w:noProof/>
                 <w:webHidden/>
               </w:rPr>
-              <w:instrText xml:space="preserve"> PAGEREF _Toc224590206 \h </w:instrText>
+              <w:instrText xml:space="preserve"> PAGEREF _Toc224641146 \h </w:instrText>
             </w:r>
             <w:r>
               <w:rPr>
@@ -353,11 +353,11 @@
               <w:kern w:val="2"/>
               <w:sz w:val="24"/>
               <w:szCs w:val="24"/>
-              <w:lang w:val="el-GR" w:eastAsia="el-GR" w:bidi="he-IL"/>
+              <w:lang w:val="el-GR" w:eastAsia="el-GR"/>
               <w14:ligatures w14:val="standardContextual"/>
             </w:rPr>
           </w:pPr>
-          <w:hyperlink w:anchor="_Toc224590207" w:history="1">
+          <w:hyperlink w:anchor="_Toc224641147" w:history="1">
             <w:r>
               <w:rPr>
                 <w:rStyle w:val="Hyperlink"/>
@@ -384,7 +384,7 @@
                 <w:noProof/>
                 <w:webHidden/>
               </w:rPr>
-              <w:instrText xml:space="preserve"> PAGEREF _Toc224590207 \h </w:instrText>
+              <w:instrText xml:space="preserve"> PAGEREF _Toc224641147 \h </w:instrText>
             </w:r>
             <w:r>
               <w:rPr>
@@ -427,11 +427,11 @@
               <w:kern w:val="2"/>
               <w:sz w:val="24"/>
               <w:szCs w:val="24"/>
-              <w:lang w:val="el-GR" w:eastAsia="el-GR" w:bidi="he-IL"/>
+              <w:lang w:val="el-GR" w:eastAsia="el-GR"/>
               <w14:ligatures w14:val="standardContextual"/>
             </w:rPr>
           </w:pPr>
-          <w:hyperlink w:anchor="_Toc224590208" w:history="1">
+          <w:hyperlink w:anchor="_Toc224641148" w:history="1">
             <w:r>
               <w:rPr>
                 <w:rStyle w:val="Hyperlink"/>
@@ -458,7 +458,7 @@
                 <w:noProof/>
                 <w:webHidden/>
               </w:rPr>
-              <w:instrText xml:space="preserve"> PAGEREF _Toc224590208 \h </w:instrText>
+              <w:instrText xml:space="preserve"> PAGEREF _Toc224641148 \h </w:instrText>
             </w:r>
             <w:r>
               <w:rPr>
@@ -501,11 +501,11 @@
               <w:kern w:val="2"/>
               <w:sz w:val="24"/>
               <w:szCs w:val="24"/>
-              <w:lang w:val="el-GR" w:eastAsia="el-GR" w:bidi="he-IL"/>
+              <w:lang w:val="el-GR" w:eastAsia="el-GR"/>
               <w14:ligatures w14:val="standardContextual"/>
             </w:rPr>
           </w:pPr>
-          <w:hyperlink w:anchor="_Toc224590209" w:history="1">
+          <w:hyperlink w:anchor="_Toc224641149" w:history="1">
             <w:r>
               <w:rPr>
                 <w:rStyle w:val="Hyperlink"/>
@@ -532,7 +532,7 @@
                 <w:noProof/>
                 <w:webHidden/>
               </w:rPr>
-              <w:instrText xml:space="preserve"> PAGEREF _Toc224590209 \h </w:instrText>
+              <w:instrText xml:space="preserve"> PAGEREF _Toc224641149 \h </w:instrText>
             </w:r>
             <w:r>
               <w:rPr>
@@ -575,11 +575,11 @@
               <w:kern w:val="2"/>
               <w:sz w:val="24"/>
               <w:szCs w:val="24"/>
-              <w:lang w:val="el-GR" w:eastAsia="el-GR" w:bidi="he-IL"/>
+              <w:lang w:val="el-GR" w:eastAsia="el-GR"/>
               <w14:ligatures w14:val="standardContextual"/>
             </w:rPr>
           </w:pPr>
-          <w:hyperlink w:anchor="_Toc224590210" w:history="1">
+          <w:hyperlink w:anchor="_Toc224641150" w:history="1">
             <w:r>
               <w:rPr>
                 <w:rStyle w:val="Hyperlink"/>
@@ -606,7 +606,7 @@
                 <w:noProof/>
                 <w:webHidden/>
               </w:rPr>
-              <w:instrText xml:space="preserve"> PAGEREF _Toc224590210 \h </w:instrText>
+              <w:instrText xml:space="preserve"> PAGEREF _Toc224641150 \h </w:instrText>
             </w:r>
             <w:r>
               <w:rPr>
@@ -649,11 +649,11 @@
               <w:kern w:val="2"/>
               <w:sz w:val="24"/>
               <w:szCs w:val="24"/>
-              <w:lang w:val="el-GR" w:eastAsia="el-GR" w:bidi="he-IL"/>
+              <w:lang w:val="el-GR" w:eastAsia="el-GR"/>
               <w14:ligatures w14:val="standardContextual"/>
             </w:rPr>
           </w:pPr>
-          <w:hyperlink w:anchor="_Toc224590211" w:history="1">
+          <w:hyperlink w:anchor="_Toc224641151" w:history="1">
             <w:r>
               <w:rPr>
                 <w:rStyle w:val="Hyperlink"/>
@@ -680,7 +680,7 @@
                 <w:noProof/>
                 <w:webHidden/>
               </w:rPr>
-              <w:instrText xml:space="preserve"> PAGEREF _Toc224590211 \h </w:instrText>
+              <w:instrText xml:space="preserve"> PAGEREF _Toc224641151 \h </w:instrText>
             </w:r>
             <w:r>
               <w:rPr>
@@ -723,11 +723,11 @@
               <w:kern w:val="2"/>
               <w:sz w:val="24"/>
               <w:szCs w:val="24"/>
-              <w:lang w:val="el-GR" w:eastAsia="el-GR" w:bidi="he-IL"/>
+              <w:lang w:val="el-GR" w:eastAsia="el-GR"/>
               <w14:ligatures w14:val="standardContextual"/>
             </w:rPr>
           </w:pPr>
-          <w:hyperlink w:anchor="_Toc224590212" w:history="1">
+          <w:hyperlink w:anchor="_Toc224641152" w:history="1">
             <w:r>
               <w:rPr>
                 <w:rStyle w:val="Hyperlink"/>
@@ -754,7 +754,7 @@
                 <w:noProof/>
                 <w:webHidden/>
               </w:rPr>
-              <w:instrText xml:space="preserve"> PAGEREF _Toc224590212 \h </w:instrText>
+              <w:instrText xml:space="preserve"> PAGEREF _Toc224641152 \h </w:instrText>
             </w:r>
             <w:r>
               <w:rPr>
@@ -797,11 +797,11 @@
               <w:kern w:val="2"/>
               <w:sz w:val="24"/>
               <w:szCs w:val="24"/>
-              <w:lang w:val="el-GR" w:eastAsia="el-GR" w:bidi="he-IL"/>
+              <w:lang w:val="el-GR" w:eastAsia="el-GR"/>
               <w14:ligatures w14:val="standardContextual"/>
             </w:rPr>
           </w:pPr>
-          <w:hyperlink w:anchor="_Toc224590213" w:history="1">
+          <w:hyperlink w:anchor="_Toc224641153" w:history="1">
             <w:r>
               <w:rPr>
                 <w:rStyle w:val="Hyperlink"/>
@@ -828,7 +828,7 @@
                 <w:noProof/>
                 <w:webHidden/>
               </w:rPr>
-              <w:instrText xml:space="preserve"> PAGEREF _Toc224590213 \h </w:instrText>
+              <w:instrText xml:space="preserve"> PAGEREF _Toc224641153 \h </w:instrText>
             </w:r>
             <w:r>
               <w:rPr>
@@ -871,11 +871,11 @@
               <w:kern w:val="2"/>
               <w:sz w:val="24"/>
               <w:szCs w:val="24"/>
-              <w:lang w:val="el-GR" w:eastAsia="el-GR" w:bidi="he-IL"/>
+              <w:lang w:val="el-GR" w:eastAsia="el-GR"/>
               <w14:ligatures w14:val="standardContextual"/>
             </w:rPr>
           </w:pPr>
-          <w:hyperlink w:anchor="_Toc224590214" w:history="1">
+          <w:hyperlink w:anchor="_Toc224641154" w:history="1">
             <w:r>
               <w:rPr>
                 <w:rStyle w:val="Hyperlink"/>
@@ -902,7 +902,7 @@
                 <w:noProof/>
                 <w:webHidden/>
               </w:rPr>
-              <w:instrText xml:space="preserve"> PAGEREF _Toc224590214 \h </w:instrText>
+              <w:instrText xml:space="preserve"> PAGEREF _Toc224641154 \h </w:instrText>
             </w:r>
             <w:r>
               <w:rPr>
@@ -945,11 +945,11 @@
               <w:kern w:val="2"/>
               <w:sz w:val="24"/>
               <w:szCs w:val="24"/>
-              <w:lang w:val="el-GR" w:eastAsia="el-GR" w:bidi="he-IL"/>
+              <w:lang w:val="el-GR" w:eastAsia="el-GR"/>
               <w14:ligatures w14:val="standardContextual"/>
             </w:rPr>
           </w:pPr>
-          <w:hyperlink w:anchor="_Toc224590215" w:history="1">
+          <w:hyperlink w:anchor="_Toc224641155" w:history="1">
             <w:r>
               <w:rPr>
                 <w:rStyle w:val="Hyperlink"/>
@@ -976,7 +976,7 @@
                 <w:noProof/>
                 <w:webHidden/>
               </w:rPr>
-              <w:instrText xml:space="preserve"> PAGEREF _Toc224590215 \h </w:instrText>
+              <w:instrText xml:space="preserve"> PAGEREF _Toc224641155 \h </w:instrText>
             </w:r>
             <w:r>
               <w:rPr>
@@ -1019,11 +1019,11 @@
               <w:kern w:val="2"/>
               <w:sz w:val="24"/>
               <w:szCs w:val="24"/>
-              <w:lang w:val="el-GR" w:eastAsia="el-GR" w:bidi="he-IL"/>
+              <w:lang w:val="el-GR" w:eastAsia="el-GR"/>
               <w14:ligatures w14:val="standardContextual"/>
             </w:rPr>
           </w:pPr>
-          <w:hyperlink w:anchor="_Toc224590216" w:history="1">
+          <w:hyperlink w:anchor="_Toc224641156" w:history="1">
             <w:r>
               <w:rPr>
                 <w:rStyle w:val="Hyperlink"/>
@@ -1050,7 +1050,7 @@
                 <w:noProof/>
                 <w:webHidden/>
               </w:rPr>
-              <w:instrText xml:space="preserve"> PAGEREF _Toc224590216 \h </w:instrText>
+              <w:instrText xml:space="preserve"> PAGEREF _Toc224641156 \h </w:instrText>
             </w:r>
             <w:r>
               <w:rPr>
@@ -1093,11 +1093,11 @@
               <w:kern w:val="2"/>
               <w:sz w:val="24"/>
               <w:szCs w:val="24"/>
-              <w:lang w:val="el-GR" w:eastAsia="el-GR" w:bidi="he-IL"/>
+              <w:lang w:val="el-GR" w:eastAsia="el-GR"/>
               <w14:ligatures w14:val="standardContextual"/>
             </w:rPr>
           </w:pPr>
-          <w:hyperlink w:anchor="_Toc224590217" w:history="1">
+          <w:hyperlink w:anchor="_Toc224641157" w:history="1">
             <w:r>
               <w:rPr>
                 <w:rStyle w:val="Hyperlink"/>
@@ -1124,7 +1124,7 @@
                 <w:noProof/>
                 <w:webHidden/>
               </w:rPr>
-              <w:instrText xml:space="preserve"> PAGEREF _Toc224590217 \h </w:instrText>
+              <w:instrText xml:space="preserve"> PAGEREF _Toc224641157 \h </w:instrText>
             </w:r>
             <w:r>
               <w:rPr>
@@ -1167,11 +1167,11 @@
               <w:kern w:val="2"/>
               <w:sz w:val="24"/>
               <w:szCs w:val="24"/>
-              <w:lang w:val="el-GR" w:eastAsia="el-GR" w:bidi="he-IL"/>
+              <w:lang w:val="el-GR" w:eastAsia="el-GR"/>
               <w14:ligatures w14:val="standardContextual"/>
             </w:rPr>
           </w:pPr>
-          <w:hyperlink w:anchor="_Toc224590218" w:history="1">
+          <w:hyperlink w:anchor="_Toc224641158" w:history="1">
             <w:r>
               <w:rPr>
                 <w:rStyle w:val="Hyperlink"/>
@@ -1198,7 +1198,7 @@
                 <w:noProof/>
                 <w:webHidden/>
               </w:rPr>
-              <w:instrText xml:space="preserve"> PAGEREF _Toc224590218 \h </w:instrText>
+              <w:instrText xml:space="preserve"> PAGEREF _Toc224641158 \h </w:instrText>
             </w:r>
             <w:r>
               <w:rPr>
@@ -1241,11 +1241,11 @@
               <w:kern w:val="2"/>
               <w:sz w:val="24"/>
               <w:szCs w:val="24"/>
-              <w:lang w:val="el-GR" w:eastAsia="el-GR" w:bidi="he-IL"/>
+              <w:lang w:val="el-GR" w:eastAsia="el-GR"/>
               <w14:ligatures w14:val="standardContextual"/>
             </w:rPr>
           </w:pPr>
-          <w:hyperlink w:anchor="_Toc224590219" w:history="1">
+          <w:hyperlink w:anchor="_Toc224641159" w:history="1">
             <w:r>
               <w:rPr>
                 <w:rStyle w:val="Hyperlink"/>
@@ -1272,7 +1272,7 @@
                 <w:noProof/>
                 <w:webHidden/>
               </w:rPr>
-              <w:instrText xml:space="preserve"> PAGEREF _Toc224590219 \h </w:instrText>
+              <w:instrText xml:space="preserve"> PAGEREF _Toc224641159 \h </w:instrText>
             </w:r>
             <w:r>
               <w:rPr>
@@ -1315,11 +1315,11 @@
               <w:kern w:val="2"/>
               <w:sz w:val="24"/>
               <w:szCs w:val="24"/>
-              <w:lang w:val="el-GR" w:eastAsia="el-GR" w:bidi="he-IL"/>
+              <w:lang w:val="el-GR" w:eastAsia="el-GR"/>
               <w14:ligatures w14:val="standardContextual"/>
             </w:rPr>
           </w:pPr>
-          <w:hyperlink w:anchor="_Toc224590220" w:history="1">
+          <w:hyperlink w:anchor="_Toc224641160" w:history="1">
             <w:r>
               <w:rPr>
                 <w:rStyle w:val="Hyperlink"/>
@@ -1346,7 +1346,7 @@
                 <w:noProof/>
                 <w:webHidden/>
               </w:rPr>
-              <w:instrText xml:space="preserve"> PAGEREF _Toc224590220 \h </w:instrText>
+              <w:instrText xml:space="preserve"> PAGEREF _Toc224641160 \h </w:instrText>
             </w:r>
             <w:r>
               <w:rPr>
@@ -1389,11 +1389,11 @@
               <w:kern w:val="2"/>
               <w:sz w:val="24"/>
               <w:szCs w:val="24"/>
-              <w:lang w:val="el-GR" w:eastAsia="el-GR" w:bidi="he-IL"/>
+              <w:lang w:val="el-GR" w:eastAsia="el-GR"/>
               <w14:ligatures w14:val="standardContextual"/>
             </w:rPr>
           </w:pPr>
-          <w:hyperlink w:anchor="_Toc224590221" w:history="1">
+          <w:hyperlink w:anchor="_Toc224641161" w:history="1">
             <w:r>
               <w:rPr>
                 <w:rStyle w:val="Hyperlink"/>
@@ -1420,7 +1420,7 @@
                 <w:noProof/>
                 <w:webHidden/>
               </w:rPr>
-              <w:instrText xml:space="preserve"> PAGEREF _Toc224590221 \h </w:instrText>
+              <w:instrText xml:space="preserve"> PAGEREF _Toc224641161 \h </w:instrText>
             </w:r>
             <w:r>
               <w:rPr>
@@ -1463,11 +1463,11 @@
               <w:kern w:val="2"/>
               <w:sz w:val="24"/>
               <w:szCs w:val="24"/>
-              <w:lang w:val="el-GR" w:eastAsia="el-GR" w:bidi="he-IL"/>
+              <w:lang w:val="el-GR" w:eastAsia="el-GR"/>
               <w14:ligatures w14:val="standardContextual"/>
             </w:rPr>
           </w:pPr>
-          <w:hyperlink w:anchor="_Toc224590222" w:history="1">
+          <w:hyperlink w:anchor="_Toc224641162" w:history="1">
             <w:r>
               <w:rPr>
                 <w:rStyle w:val="Hyperlink"/>
@@ -1494,7 +1494,7 @@
                 <w:noProof/>
                 <w:webHidden/>
               </w:rPr>
-              <w:instrText xml:space="preserve"> PAGEREF _Toc224590222 \h </w:instrText>
+              <w:instrText xml:space="preserve"> PAGEREF _Toc224641162 \h </w:instrText>
             </w:r>
             <w:r>
               <w:rPr>
@@ -1537,11 +1537,11 @@
               <w:kern w:val="2"/>
               <w:sz w:val="24"/>
               <w:szCs w:val="24"/>
-              <w:lang w:val="el-GR" w:eastAsia="el-GR" w:bidi="he-IL"/>
+              <w:lang w:val="el-GR" w:eastAsia="el-GR"/>
               <w14:ligatures w14:val="standardContextual"/>
             </w:rPr>
           </w:pPr>
-          <w:hyperlink w:anchor="_Toc224590223" w:history="1">
+          <w:hyperlink w:anchor="_Toc224641163" w:history="1">
             <w:r>
               <w:rPr>
                 <w:rStyle w:val="Hyperlink"/>
@@ -1568,7 +1568,7 @@
                 <w:noProof/>
                 <w:webHidden/>
               </w:rPr>
-              <w:instrText xml:space="preserve"> PAGEREF _Toc224590223 \h </w:instrText>
+              <w:instrText xml:space="preserve"> PAGEREF _Toc224641163 \h </w:instrText>
             </w:r>
             <w:r>
               <w:rPr>
@@ -1611,11 +1611,11 @@
               <w:kern w:val="2"/>
               <w:sz w:val="24"/>
               <w:szCs w:val="24"/>
-              <w:lang w:val="el-GR" w:eastAsia="el-GR" w:bidi="he-IL"/>
+              <w:lang w:val="el-GR" w:eastAsia="el-GR"/>
               <w14:ligatures w14:val="standardContextual"/>
             </w:rPr>
           </w:pPr>
-          <w:hyperlink w:anchor="_Toc224590224" w:history="1">
+          <w:hyperlink w:anchor="_Toc224641164" w:history="1">
             <w:r>
               <w:rPr>
                 <w:rStyle w:val="Hyperlink"/>
@@ -1658,7 +1658,7 @@
                 <w:noProof/>
                 <w:webHidden/>
               </w:rPr>
-              <w:instrText xml:space="preserve"> PAGEREF _Toc224590224 \h </w:instrText>
+              <w:instrText xml:space="preserve"> PAGEREF _Toc224641164 \h </w:instrText>
             </w:r>
             <w:r>
               <w:rPr>
@@ -1701,11 +1701,11 @@
               <w:kern w:val="2"/>
               <w:sz w:val="24"/>
               <w:szCs w:val="24"/>
-              <w:lang w:val="el-GR" w:eastAsia="el-GR" w:bidi="he-IL"/>
+              <w:lang w:val="el-GR" w:eastAsia="el-GR"/>
               <w14:ligatures w14:val="standardContextual"/>
             </w:rPr>
           </w:pPr>
-          <w:hyperlink w:anchor="_Toc224590225" w:history="1">
+          <w:hyperlink w:anchor="_Toc224641165" w:history="1">
             <w:r>
               <w:rPr>
                 <w:rStyle w:val="Hyperlink"/>
@@ -1732,7 +1732,7 @@
                 <w:noProof/>
                 <w:webHidden/>
               </w:rPr>
-              <w:instrText xml:space="preserve"> PAGEREF _Toc224590225 \h </w:instrText>
+              <w:instrText xml:space="preserve"> PAGEREF _Toc224641165 \h </w:instrText>
             </w:r>
             <w:r>
               <w:rPr>
@@ -1775,11 +1775,11 @@
               <w:kern w:val="2"/>
               <w:sz w:val="24"/>
               <w:szCs w:val="24"/>
-              <w:lang w:val="el-GR" w:eastAsia="el-GR" w:bidi="he-IL"/>
+              <w:lang w:val="el-GR" w:eastAsia="el-GR"/>
               <w14:ligatures w14:val="standardContextual"/>
             </w:rPr>
           </w:pPr>
-          <w:hyperlink w:anchor="_Toc224590226" w:history="1">
+          <w:hyperlink w:anchor="_Toc224641166" w:history="1">
             <w:r>
               <w:rPr>
                 <w:rStyle w:val="Hyperlink"/>
@@ -1806,7 +1806,7 @@
                 <w:noProof/>
                 <w:webHidden/>
               </w:rPr>
-              <w:instrText xml:space="preserve"> PAGEREF _Toc224590226 \h </w:instrText>
+              <w:instrText xml:space="preserve"> PAGEREF _Toc224641166 \h </w:instrText>
             </w:r>
             <w:r>
               <w:rPr>
@@ -1849,11 +1849,11 @@
               <w:kern w:val="2"/>
               <w:sz w:val="24"/>
               <w:szCs w:val="24"/>
-              <w:lang w:val="el-GR" w:eastAsia="el-GR" w:bidi="he-IL"/>
+              <w:lang w:val="el-GR" w:eastAsia="el-GR"/>
               <w14:ligatures w14:val="standardContextual"/>
             </w:rPr>
           </w:pPr>
-          <w:hyperlink w:anchor="_Toc224590227" w:history="1">
+          <w:hyperlink w:anchor="_Toc224641167" w:history="1">
             <w:r>
               <w:rPr>
                 <w:rStyle w:val="Hyperlink"/>
@@ -1880,7 +1880,7 @@
                 <w:noProof/>
                 <w:webHidden/>
               </w:rPr>
-              <w:instrText xml:space="preserve"> PAGEREF _Toc224590227 \h </w:instrText>
+              <w:instrText xml:space="preserve"> PAGEREF _Toc224641167 \h </w:instrText>
             </w:r>
             <w:r>
               <w:rPr>
@@ -1923,11 +1923,11 @@
               <w:kern w:val="2"/>
               <w:sz w:val="24"/>
               <w:szCs w:val="24"/>
-              <w:lang w:val="el-GR" w:eastAsia="el-GR" w:bidi="he-IL"/>
+              <w:lang w:val="el-GR" w:eastAsia="el-GR"/>
               <w14:ligatures w14:val="standardContextual"/>
             </w:rPr>
           </w:pPr>
-          <w:hyperlink w:anchor="_Toc224590228" w:history="1">
+          <w:hyperlink w:anchor="_Toc224641168" w:history="1">
             <w:r>
               <w:rPr>
                 <w:rStyle w:val="Hyperlink"/>
@@ -1954,7 +1954,7 @@
                 <w:noProof/>
                 <w:webHidden/>
               </w:rPr>
-              <w:instrText xml:space="preserve"> PAGEREF _Toc224590228 \h </w:instrText>
+              <w:instrText xml:space="preserve"> PAGEREF _Toc224641168 \h </w:instrText>
             </w:r>
             <w:r>
               <w:rPr>
@@ -1997,11 +1997,11 @@
               <w:kern w:val="2"/>
               <w:sz w:val="24"/>
               <w:szCs w:val="24"/>
-              <w:lang w:val="el-GR" w:eastAsia="el-GR" w:bidi="he-IL"/>
+              <w:lang w:val="el-GR" w:eastAsia="el-GR"/>
               <w14:ligatures w14:val="standardContextual"/>
             </w:rPr>
           </w:pPr>
-          <w:hyperlink w:anchor="_Toc224590229" w:history="1">
+          <w:hyperlink w:anchor="_Toc224641169" w:history="1">
             <w:r>
               <w:rPr>
                 <w:rStyle w:val="Hyperlink"/>
@@ -2028,7 +2028,7 @@
                 <w:noProof/>
                 <w:webHidden/>
               </w:rPr>
-              <w:instrText xml:space="preserve"> PAGEREF _Toc224590229 \h </w:instrText>
+              <w:instrText xml:space="preserve"> PAGEREF _Toc224641169 \h </w:instrText>
             </w:r>
             <w:r>
               <w:rPr>
@@ -2071,11 +2071,11 @@
               <w:kern w:val="2"/>
               <w:sz w:val="24"/>
               <w:szCs w:val="24"/>
-              <w:lang w:val="el-GR" w:eastAsia="el-GR" w:bidi="he-IL"/>
+              <w:lang w:val="el-GR" w:eastAsia="el-GR"/>
               <w14:ligatures w14:val="standardContextual"/>
             </w:rPr>
           </w:pPr>
-          <w:hyperlink w:anchor="_Toc224590230" w:history="1">
+          <w:hyperlink w:anchor="_Toc224641170" w:history="1">
             <w:r>
               <w:rPr>
                 <w:rStyle w:val="Hyperlink"/>
@@ -2102,7 +2102,7 @@
                 <w:noProof/>
                 <w:webHidden/>
               </w:rPr>
-              <w:instrText xml:space="preserve"> PAGEREF _Toc224590230 \h </w:instrText>
+              <w:instrText xml:space="preserve"> PAGEREF _Toc224641170 \h </w:instrText>
             </w:r>
             <w:r>
               <w:rPr>
@@ -2145,11 +2145,11 @@
               <w:kern w:val="2"/>
               <w:sz w:val="24"/>
               <w:szCs w:val="24"/>
-              <w:lang w:val="el-GR" w:eastAsia="el-GR" w:bidi="he-IL"/>
+              <w:lang w:val="el-GR" w:eastAsia="el-GR"/>
               <w14:ligatures w14:val="standardContextual"/>
             </w:rPr>
           </w:pPr>
-          <w:hyperlink w:anchor="_Toc224590231" w:history="1">
+          <w:hyperlink w:anchor="_Toc224641171" w:history="1">
             <w:r>
               <w:rPr>
                 <w:rStyle w:val="Hyperlink"/>
@@ -2185,7 +2185,7 @@
                 <w:noProof/>
                 <w:webHidden/>
               </w:rPr>
-              <w:instrText xml:space="preserve"> PAGEREF _Toc224590231 \h </w:instrText>
+              <w:instrText xml:space="preserve"> PAGEREF _Toc224641171 \h </w:instrText>
             </w:r>
             <w:r>
               <w:rPr>
@@ -2228,11 +2228,11 @@
               <w:kern w:val="2"/>
               <w:sz w:val="24"/>
               <w:szCs w:val="24"/>
-              <w:lang w:val="el-GR" w:eastAsia="el-GR" w:bidi="he-IL"/>
+              <w:lang w:val="el-GR" w:eastAsia="el-GR"/>
               <w14:ligatures w14:val="standardContextual"/>
             </w:rPr>
           </w:pPr>
-          <w:hyperlink w:anchor="_Toc224590232" w:history="1">
+          <w:hyperlink w:anchor="_Toc224641172" w:history="1">
             <w:r>
               <w:rPr>
                 <w:rStyle w:val="Hyperlink"/>
@@ -2259,7 +2259,7 @@
                 <w:noProof/>
                 <w:webHidden/>
               </w:rPr>
-              <w:instrText xml:space="preserve"> PAGEREF _Toc224590232 \h </w:instrText>
+              <w:instrText xml:space="preserve"> PAGEREF _Toc224641172 \h </w:instrText>
             </w:r>
             <w:r>
               <w:rPr>
@@ -2302,7 +2302,7 @@
         <w:pStyle w:val="Heading1"/>
       </w:pPr>
       <w:bookmarkStart w:id="0" w:name="Xe3d0fc0bea9a42ce7605565d0964033d7f6ee47"/>
-      <w:bookmarkStart w:id="1" w:name="_Toc224590203"/>
+      <w:bookmarkStart w:id="1" w:name="_Toc224641143"/>
       <w:r>
         <w:t>1. Introduction</w:t>
       </w:r>
@@ -2429,7 +2429,7 @@
         <w:pStyle w:val="Heading1"/>
       </w:pPr>
       <w:bookmarkStart w:id="2" w:name="X061148efefed5241570049e1804b006588ae5c8"/>
-      <w:bookmarkStart w:id="3" w:name="_Toc224590204"/>
+      <w:bookmarkStart w:id="3" w:name="_Toc224641144"/>
       <w:bookmarkEnd w:id="0"/>
       <w:r>
         <w:t>2. Installing the OpenVPN client, kubectl, and k9s</w:t>
@@ -3299,7 +3299,7 @@
         <w:pStyle w:val="Heading1"/>
       </w:pPr>
       <w:bookmarkStart w:id="4" w:name="X07ff6e4177594e2b0976625d5cf0ccb4a6e7f71"/>
-      <w:bookmarkStart w:id="5" w:name="_Toc224590205"/>
+      <w:bookmarkStart w:id="5" w:name="_Toc224641145"/>
       <w:bookmarkEnd w:id="2"/>
       <w:r>
         <w:t>3. Writing manifests and running them with kubectl</w:t>
@@ -3806,7 +3806,7 @@
         <w:pStyle w:val="Heading1"/>
       </w:pPr>
       <w:bookmarkStart w:id="6" w:name="X2e4f40e49cbc91c78f09d858d56c8b561ae94fd"/>
-      <w:bookmarkStart w:id="7" w:name="_Toc224590206"/>
+      <w:bookmarkStart w:id="7" w:name="_Toc224641146"/>
       <w:bookmarkEnd w:id="4"/>
       <w:r>
         <w:t>4. Container storage using StorageClasses, PersistentVolumeClaims, and PersistentVolumes</w:t>
@@ -5912,7 +5912,7 @@
         <w:pStyle w:val="Heading1"/>
       </w:pPr>
       <w:bookmarkStart w:id="8" w:name="Xefbf88aacddaebe6a66d0a3b9fb43d0aef51e15"/>
-      <w:bookmarkStart w:id="9" w:name="_Toc224590207"/>
+      <w:bookmarkStart w:id="9" w:name="_Toc224641147"/>
       <w:bookmarkEnd w:id="6"/>
       <w:r>
         <w:t>5. ReplicaSets</w:t>
@@ -6743,7 +6743,7 @@
         <w:pStyle w:val="Heading1"/>
       </w:pPr>
       <w:bookmarkStart w:id="10" w:name="Xfa46fe73d5743cf13054ac80dfd4c7c8336ab3a"/>
-      <w:bookmarkStart w:id="11" w:name="_Toc224590208"/>
+      <w:bookmarkStart w:id="11" w:name="_Toc224641148"/>
       <w:bookmarkEnd w:id="8"/>
       <w:r>
         <w:t>6. Deployments in Kubernetes</w:t>
@@ -9543,7 +9543,7 @@
         <w:pStyle w:val="Heading1"/>
       </w:pPr>
       <w:bookmarkStart w:id="12" w:name="X255575eee8ba9381b57a06982f7cbb2847d37d7"/>
-      <w:bookmarkStart w:id="13" w:name="_Toc224590209"/>
+      <w:bookmarkStart w:id="13" w:name="_Toc224641149"/>
       <w:bookmarkEnd w:id="10"/>
       <w:r>
         <w:t>7. StatefulSets in Kubernetes</w:t>
@@ -11040,7 +11040,7 @@
         <w:pStyle w:val="Heading1"/>
       </w:pPr>
       <w:bookmarkStart w:id="14" w:name="Xbac3232558aa23c6854f9761432492b6f5d116e"/>
-      <w:bookmarkStart w:id="15" w:name="_Toc224590210"/>
+      <w:bookmarkStart w:id="15" w:name="_Toc224641150"/>
       <w:bookmarkEnd w:id="12"/>
       <w:r>
         <w:t>8. DaemonSets in Kubernetes</w:t>
@@ -12189,7 +12189,7 @@
         <w:pStyle w:val="Heading1"/>
       </w:pPr>
       <w:bookmarkStart w:id="16" w:name="Xed6584ab2e7cee2df7d4e449f8b85226f2a66bc"/>
-      <w:bookmarkStart w:id="17" w:name="_Toc224590211"/>
+      <w:bookmarkStart w:id="17" w:name="_Toc224641151"/>
       <w:bookmarkEnd w:id="14"/>
       <w:r>
         <w:lastRenderedPageBreak/>
@@ -13303,7 +13303,7 @@
         <w:pStyle w:val="Heading1"/>
       </w:pPr>
       <w:bookmarkStart w:id="18" w:name="X541f69d2c3dcddac55702c25e5c49363f128b84"/>
-      <w:bookmarkStart w:id="19" w:name="_Toc224590212"/>
+      <w:bookmarkStart w:id="19" w:name="_Toc224641152"/>
       <w:bookmarkEnd w:id="16"/>
       <w:r>
         <w:t>10. ConfigMaps</w:t>
@@ -14353,7 +14353,7 @@
         <w:pStyle w:val="Heading1"/>
       </w:pPr>
       <w:bookmarkStart w:id="20" w:name="Xe92120a27d6bfd103d60fac31a53a95f6eea8ec"/>
-      <w:bookmarkStart w:id="21" w:name="_Toc224590213"/>
+      <w:bookmarkStart w:id="21" w:name="_Toc224641153"/>
       <w:bookmarkEnd w:id="18"/>
       <w:r>
         <w:t>11. ConfigMap and Secrets for deploying a web server with Postgres</w:t>
@@ -16626,7 +16626,7 @@
         <w:pStyle w:val="Heading1"/>
       </w:pPr>
       <w:bookmarkStart w:id="22" w:name="X50c7279e1c90666e28dbe44b9328033583f715a"/>
-      <w:bookmarkStart w:id="23" w:name="_Toc224590214"/>
+      <w:bookmarkStart w:id="23" w:name="_Toc224641154"/>
       <w:bookmarkEnd w:id="20"/>
       <w:r>
         <w:t>12. Nginx and multiple web servers in Kubernetes</w:t>
@@ -16660,7 +16660,7 @@
         <w:pStyle w:val="Heading2"/>
       </w:pPr>
       <w:bookmarkStart w:id="24" w:name="X7f1ab83d802e64f4c9f0170635123333aa963dd"/>
-      <w:bookmarkStart w:id="25" w:name="_Toc224590215"/>
+      <w:bookmarkStart w:id="25" w:name="_Toc224641155"/>
       <w:r>
         <w:t>12.1 Define the web servers (Deployments and Services)</w:t>
       </w:r>
@@ -18484,7 +18484,7 @@
         <w:pStyle w:val="Heading2"/>
       </w:pPr>
       <w:bookmarkStart w:id="26" w:name="X8aec5fc7e4dd514c52345338ee29392139cf556"/>
-      <w:bookmarkStart w:id="27" w:name="_Toc224590216"/>
+      <w:bookmarkStart w:id="27" w:name="_Toc224641156"/>
       <w:bookmarkEnd w:id="24"/>
       <w:r>
         <w:t>12.2 Add content to the pages (ConfigMaps)</w:t>
@@ -18794,7 +18794,7 @@
         <w:pStyle w:val="Heading2"/>
       </w:pPr>
       <w:bookmarkStart w:id="28" w:name="X3ea6aa01267ea8745ddd7d49a1a7d9febbc29d4"/>
-      <w:bookmarkStart w:id="29" w:name="_Toc224590217"/>
+      <w:bookmarkStart w:id="29" w:name="_Toc224641157"/>
       <w:bookmarkEnd w:id="26"/>
       <w:r>
         <w:t>12.3 Define the nginx reverse proxy</w:t>
@@ -20123,7 +20123,7 @@
         <w:pStyle w:val="Heading2"/>
       </w:pPr>
       <w:bookmarkStart w:id="30" w:name="Xde447a14d0a7a4f610746935cffa8a5f9ffcf91"/>
-      <w:bookmarkStart w:id="31" w:name="_Toc224590218"/>
+      <w:bookmarkStart w:id="31" w:name="_Toc224641158"/>
       <w:bookmarkEnd w:id="28"/>
       <w:r>
         <w:t>12.4 Deploy on Kubernetes</w:t>
@@ -20272,7 +20272,7 @@
         <w:pStyle w:val="Heading2"/>
       </w:pPr>
       <w:bookmarkStart w:id="32" w:name="X964d2bfe98d45242ab16dbe1746932074a60723"/>
-      <w:bookmarkStart w:id="33" w:name="_Toc224590219"/>
+      <w:bookmarkStart w:id="33" w:name="_Toc224641159"/>
       <w:bookmarkEnd w:id="30"/>
       <w:r>
         <w:t>12.5 Access the application</w:t>
@@ -20526,7 +20526,7 @@
         <w:pStyle w:val="Heading1"/>
       </w:pPr>
       <w:bookmarkStart w:id="34" w:name="X8da1473a0f774b451a79bf1acca95f33a034449"/>
-      <w:bookmarkStart w:id="35" w:name="_Toc224590220"/>
+      <w:bookmarkStart w:id="35" w:name="_Toc224641160"/>
       <w:bookmarkEnd w:id="22"/>
       <w:bookmarkEnd w:id="32"/>
       <w:r>
@@ -20564,7 +20564,7 @@
         <w:pStyle w:val="Heading2"/>
       </w:pPr>
       <w:bookmarkStart w:id="36" w:name="X471267faf82523361a7b68dd0494c59c451618a"/>
-      <w:bookmarkStart w:id="37" w:name="_Toc224590221"/>
+      <w:bookmarkStart w:id="37" w:name="_Toc224641161"/>
       <w:r>
         <w:t>13.1 Goal</w:t>
       </w:r>
@@ -20597,7 +20597,7 @@
         <w:pStyle w:val="Heading2"/>
       </w:pPr>
       <w:bookmarkStart w:id="38" w:name="Xad335c3be0193584a56f1e530dcf7dafee926aa"/>
-      <w:bookmarkStart w:id="39" w:name="_Toc224590222"/>
+      <w:bookmarkStart w:id="39" w:name="_Toc224641162"/>
       <w:bookmarkEnd w:id="36"/>
       <w:r>
         <w:t>13.2 Theoretical background: ClusterIP and Headless Services</w:t>
@@ -20609,7 +20609,7 @@
         <w:pStyle w:val="Heading3"/>
       </w:pPr>
       <w:bookmarkStart w:id="40" w:name="Xa806a4691258502b806d5cd38f347979cb9b95d"/>
-      <w:bookmarkStart w:id="41" w:name="_Toc224590223"/>
+      <w:bookmarkStart w:id="41" w:name="_Toc224641163"/>
       <w:r>
         <w:t>13.2.1 ClusterIP (default Service type)</w:t>
       </w:r>
@@ -20777,7 +20777,7 @@
         <w:pStyle w:val="Heading3"/>
       </w:pPr>
       <w:bookmarkStart w:id="42" w:name="Xe104672983064891f37c42e2019718690cb2d3f"/>
-      <w:bookmarkStart w:id="43" w:name="_Toc224590224"/>
+      <w:bookmarkStart w:id="43" w:name="_Toc224641164"/>
       <w:bookmarkEnd w:id="40"/>
       <w:r>
         <w:t>13.2.2 Headless Services (</w:t>
@@ -21083,7 +21083,7 @@
     </w:p>
     <w:p>
       <w:r>
-        <w:pict>
+        <w:pict w14:anchorId="39015C1B">
           <v:rect id="_x0000_i1025" style="width:0;height:1.5pt" o:hralign="center" o:hrstd="t" o:hr="t"/>
         </w:pict>
       </w:r>
@@ -21093,7 +21093,7 @@
         <w:pStyle w:val="Heading2"/>
       </w:pPr>
       <w:bookmarkStart w:id="44" w:name="Xf49dfb86d0ec3d45c87a49f3725ebf4ffd46609"/>
-      <w:bookmarkStart w:id="45" w:name="_Toc224590225"/>
+      <w:bookmarkStart w:id="45" w:name="_Toc224641165"/>
       <w:bookmarkEnd w:id="38"/>
       <w:bookmarkEnd w:id="42"/>
       <w:r>
@@ -21120,7 +21120,7 @@
         <w:pStyle w:val="Heading2"/>
       </w:pPr>
       <w:bookmarkStart w:id="46" w:name="Xc1291d320a76e87e6ad2097b971bfad3d6e9a28"/>
-      <w:bookmarkStart w:id="47" w:name="_Toc224590226"/>
+      <w:bookmarkStart w:id="47" w:name="_Toc224641166"/>
       <w:bookmarkEnd w:id="44"/>
       <w:r>
         <w:t>13.4 Run with the Makefile</w:t>
@@ -21243,7 +21243,7 @@
     </w:p>
     <w:p>
       <w:r>
-        <w:pict>
+        <w:pict w14:anchorId="0437527A">
           <v:rect id="_x0000_i1026" style="width:0;height:1.5pt" o:hralign="center" o:hrstd="t" o:hr="t"/>
         </w:pict>
       </w:r>
@@ -21272,7 +21272,7 @@
     </w:p>
     <w:p>
       <w:r>
-        <w:pict>
+        <w:pict w14:anchorId="5963BD8D">
           <v:rect id="_x0000_i1027" style="width:0;height:1.5pt" o:hralign="center" o:hrstd="t" o:hr="t"/>
         </w:pict>
       </w:r>
@@ -21282,7 +21282,7 @@
         <w:pStyle w:val="Heading2"/>
       </w:pPr>
       <w:bookmarkStart w:id="48" w:name="X9d9fe8167a30e03ac590da5ab9c8aab4a805ced"/>
-      <w:bookmarkStart w:id="49" w:name="_Toc224590227"/>
+      <w:bookmarkStart w:id="49" w:name="_Toc224641167"/>
       <w:bookmarkEnd w:id="46"/>
       <w:r>
         <w:t>13.5 What to expect</w:t>
@@ -21391,7 +21391,7 @@
     </w:p>
     <w:p>
       <w:r>
-        <w:pict>
+        <w:pict w14:anchorId="626BC301">
           <v:rect id="_x0000_i1028" style="width:0;height:1.5pt" o:hralign="center" o:hrstd="t" o:hr="t"/>
         </w:pict>
       </w:r>
@@ -21401,7 +21401,7 @@
         <w:pStyle w:val="Heading2"/>
       </w:pPr>
       <w:bookmarkStart w:id="50" w:name="X8a786aeb07c87edf1ebd92fd635a6a5977b785e"/>
-      <w:bookmarkStart w:id="51" w:name="_Toc224590228"/>
+      <w:bookmarkStart w:id="51" w:name="_Toc224641168"/>
       <w:bookmarkEnd w:id="48"/>
       <w:r>
         <w:t>13.6 Headless Service</w:t>
@@ -21716,7 +21716,7 @@
         <w:pStyle w:val="Heading2"/>
       </w:pPr>
       <w:bookmarkStart w:id="52" w:name="Xb04b9cfd26ca3fc865a502fc27f2f6ba644a08f"/>
-      <w:bookmarkStart w:id="53" w:name="_Toc224590229"/>
+      <w:bookmarkStart w:id="53" w:name="_Toc224641169"/>
       <w:bookmarkEnd w:id="50"/>
       <w:r>
         <w:t>13.7 Load-Balancing Service (ClusterIP)</w:t>
@@ -22003,7 +22003,7 @@
         <w:pStyle w:val="Heading2"/>
       </w:pPr>
       <w:bookmarkStart w:id="54" w:name="X75106e4e7f1f8ea508b53fb8b76b6a4d9c84b7b"/>
-      <w:bookmarkStart w:id="55" w:name="_Toc224590230"/>
+      <w:bookmarkStart w:id="55" w:name="_Toc224641170"/>
       <w:bookmarkEnd w:id="52"/>
       <w:r>
         <w:t>13.8 StatefulSet with 2 pods</w:t>
@@ -22785,7 +22785,7 @@
         <w:pStyle w:val="Heading2"/>
       </w:pPr>
       <w:bookmarkStart w:id="56" w:name="X16bd6665bcd1543b5d4e1397c2dd28b16bb3ad3"/>
-      <w:bookmarkStart w:id="57" w:name="_Toc224590231"/>
+      <w:bookmarkStart w:id="57" w:name="_Toc224641171"/>
       <w:bookmarkEnd w:id="54"/>
       <w:r>
         <w:t xml:space="preserve">13.9 Test using </w:t>
@@ -22934,7 +22934,7 @@
         <w:pStyle w:val="Heading2"/>
       </w:pPr>
       <w:bookmarkStart w:id="58" w:name="Xd099eacfb7c6c25ce38e7f1c4123a40ba44882d"/>
-      <w:bookmarkStart w:id="59" w:name="_Toc224590232"/>
+      <w:bookmarkStart w:id="59" w:name="_Toc224641172"/>
       <w:bookmarkEnd w:id="56"/>
       <w:r>
         <w:t>13.10 Test DNS resolution</w:t>
@@ -23594,7 +23594,7 @@
   <w:abstractNum w:abstractNumId="9" w15:restartNumberingAfterBreak="0">
     <w:nsid w:val="0000A990"/>
     <w:multiLevelType w:val="multilevel"/>
-    <w:tmpl w:val="61CE8C28"/>
+    <w:tmpl w:val="AED6B668"/>
     <w:lvl w:ilvl="0">
       <w:numFmt w:val="bullet"/>
       <w:lvlText w:val=" "/>
@@ -23671,7 +23671,7 @@
   <w:abstractNum w:abstractNumId="10" w15:restartNumberingAfterBreak="0">
     <w:nsid w:val="0000A991"/>
     <w:multiLevelType w:val="multilevel"/>
-    <w:tmpl w:val="88B649D6"/>
+    <w:tmpl w:val="31E8024A"/>
     <w:lvl w:ilvl="0">
       <w:numFmt w:val="bullet"/>
       <w:lvlText w:val=""/>
@@ -23772,94 +23772,94 @@
       </w:rPr>
     </w:lvl>
   </w:abstractNum>
-  <w:num w:numId="1" w16cid:durableId="1736078853">
+  <w:num w:numId="1" w16cid:durableId="1078289753">
     <w:abstractNumId w:val="8"/>
   </w:num>
-  <w:num w:numId="2" w16cid:durableId="836699362">
+  <w:num w:numId="2" w16cid:durableId="419066575">
     <w:abstractNumId w:val="6"/>
   </w:num>
-  <w:num w:numId="3" w16cid:durableId="2062316151">
+  <w:num w:numId="3" w16cid:durableId="703554227">
     <w:abstractNumId w:val="5"/>
   </w:num>
-  <w:num w:numId="4" w16cid:durableId="1123188254">
+  <w:num w:numId="4" w16cid:durableId="1934123971">
     <w:abstractNumId w:val="4"/>
   </w:num>
-  <w:num w:numId="5" w16cid:durableId="1481144831">
+  <w:num w:numId="5" w16cid:durableId="955913374">
     <w:abstractNumId w:val="7"/>
   </w:num>
-  <w:num w:numId="6" w16cid:durableId="1577469049">
+  <w:num w:numId="6" w16cid:durableId="1587617854">
     <w:abstractNumId w:val="3"/>
   </w:num>
-  <w:num w:numId="7" w16cid:durableId="1493594431">
+  <w:num w:numId="7" w16cid:durableId="1080910971">
     <w:abstractNumId w:val="2"/>
   </w:num>
-  <w:num w:numId="8" w16cid:durableId="202418">
+  <w:num w:numId="8" w16cid:durableId="2115401660">
     <w:abstractNumId w:val="1"/>
   </w:num>
-  <w:num w:numId="9" w16cid:durableId="161042898">
+  <w:num w:numId="9" w16cid:durableId="1208295090">
     <w:abstractNumId w:val="0"/>
   </w:num>
-  <w:num w:numId="10" w16cid:durableId="89860424">
+  <w:num w:numId="10" w16cid:durableId="1347369261">
     <w:abstractNumId w:val="9"/>
   </w:num>
-  <w:num w:numId="11" w16cid:durableId="339501865">
+  <w:num w:numId="11" w16cid:durableId="871111040">
     <w:abstractNumId w:val="10"/>
   </w:num>
-  <w:num w:numId="12" w16cid:durableId="556086241">
+  <w:num w:numId="12" w16cid:durableId="160974938">
     <w:abstractNumId w:val="10"/>
   </w:num>
-  <w:num w:numId="13" w16cid:durableId="935821213">
+  <w:num w:numId="13" w16cid:durableId="1746485631">
     <w:abstractNumId w:val="10"/>
   </w:num>
-  <w:num w:numId="14" w16cid:durableId="390806334">
+  <w:num w:numId="14" w16cid:durableId="747965208">
     <w:abstractNumId w:val="10"/>
   </w:num>
-  <w:num w:numId="15" w16cid:durableId="1675453377">
+  <w:num w:numId="15" w16cid:durableId="820120663">
     <w:abstractNumId w:val="10"/>
   </w:num>
-  <w:num w:numId="16" w16cid:durableId="2087800142">
+  <w:num w:numId="16" w16cid:durableId="53822171">
     <w:abstractNumId w:val="10"/>
   </w:num>
-  <w:num w:numId="17" w16cid:durableId="34239933">
+  <w:num w:numId="17" w16cid:durableId="2020691373">
     <w:abstractNumId w:val="10"/>
   </w:num>
-  <w:num w:numId="18" w16cid:durableId="75788458">
+  <w:num w:numId="18" w16cid:durableId="1497069487">
     <w:abstractNumId w:val="10"/>
   </w:num>
-  <w:num w:numId="19" w16cid:durableId="489911183">
+  <w:num w:numId="19" w16cid:durableId="1051030873">
     <w:abstractNumId w:val="10"/>
   </w:num>
-  <w:num w:numId="20" w16cid:durableId="1462461599">
+  <w:num w:numId="20" w16cid:durableId="1147208837">
     <w:abstractNumId w:val="10"/>
   </w:num>
-  <w:num w:numId="21" w16cid:durableId="1371759972">
+  <w:num w:numId="21" w16cid:durableId="1772973137">
     <w:abstractNumId w:val="10"/>
   </w:num>
-  <w:num w:numId="22" w16cid:durableId="3829323">
+  <w:num w:numId="22" w16cid:durableId="706561460">
     <w:abstractNumId w:val="10"/>
   </w:num>
-  <w:num w:numId="23" w16cid:durableId="48186490">
+  <w:num w:numId="23" w16cid:durableId="2119717791">
     <w:abstractNumId w:val="10"/>
   </w:num>
-  <w:num w:numId="24" w16cid:durableId="584462736">
+  <w:num w:numId="24" w16cid:durableId="1723670195">
     <w:abstractNumId w:val="10"/>
   </w:num>
-  <w:num w:numId="25" w16cid:durableId="1575166761">
+  <w:num w:numId="25" w16cid:durableId="1376809713">
     <w:abstractNumId w:val="10"/>
   </w:num>
-  <w:num w:numId="26" w16cid:durableId="400176254">
+  <w:num w:numId="26" w16cid:durableId="955209966">
     <w:abstractNumId w:val="10"/>
   </w:num>
-  <w:num w:numId="27" w16cid:durableId="108818960">
+  <w:num w:numId="27" w16cid:durableId="1220479006">
     <w:abstractNumId w:val="10"/>
   </w:num>
-  <w:num w:numId="28" w16cid:durableId="1883395071">
+  <w:num w:numId="28" w16cid:durableId="2014530516">
     <w:abstractNumId w:val="10"/>
   </w:num>
-  <w:num w:numId="29" w16cid:durableId="749931049">
+  <w:num w:numId="29" w16cid:durableId="1772164849">
     <w:abstractNumId w:val="10"/>
   </w:num>
-  <w:num w:numId="30" w16cid:durableId="1683555404">
+  <w:num w:numId="30" w16cid:durableId="674845690">
     <w:abstractNumId w:val="10"/>
   </w:num>
 </w:numbering>
@@ -35680,7 +35680,7 @@
     <w:autoRedefine/>
     <w:uiPriority w:val="39"/>
     <w:unhideWhenUsed/>
-    <w:rsid w:val="00AE5407"/>
+    <w:rsid w:val="00B64F1A"/>
     <w:pPr>
       <w:spacing w:after="100"/>
     </w:pPr>
@@ -35692,7 +35692,7 @@
     <w:autoRedefine/>
     <w:uiPriority w:val="39"/>
     <w:unhideWhenUsed/>
-    <w:rsid w:val="00AE5407"/>
+    <w:rsid w:val="00B64F1A"/>
     <w:pPr>
       <w:spacing w:after="100"/>
       <w:ind w:left="220"/>
@@ -35705,7 +35705,7 @@
     <w:autoRedefine/>
     <w:uiPriority w:val="39"/>
     <w:unhideWhenUsed/>
-    <w:rsid w:val="00AE5407"/>
+    <w:rsid w:val="00B64F1A"/>
     <w:pPr>
       <w:spacing w:after="100"/>
       <w:ind w:left="440"/>
@@ -35716,7 +35716,7 @@
     <w:basedOn w:val="DefaultParagraphFont"/>
     <w:uiPriority w:val="99"/>
     <w:unhideWhenUsed/>
-    <w:rsid w:val="00AE5407"/>
+    <w:rsid w:val="00B64F1A"/>
     <w:rPr>
       <w:color w:val="0000FF" w:themeColor="hyperlink"/>
       <w:u w:val="single"/>
